--- a/Session 03/Session03_BaoCao_Template.docx
+++ b/Session 03/Session03_BaoCao_Template.docx
@@ -1,6 +1,6 @@
 
 <file path=word/document.xml><?xml version="1.0" encoding="utf-8"?>
-<w:document xmlns:wpc="http://schemas.microsoft.com/office/word/2010/wordprocessingCanvas" xmlns:cx="http://schemas.microsoft.com/office/drawing/2014/chartex" xmlns:cx1="http://schemas.microsoft.com/office/drawing/2015/9/8/chartex" xmlns:cx2="http://schemas.microsoft.com/office/drawing/2015/10/21/chartex" xmlns:cx3="http://schemas.microsoft.com/office/drawing/2016/5/9/chartex" xmlns:cx4="http://schemas.microsoft.com/office/drawing/2016/5/10/chartex" xmlns:cx5="http://schemas.microsoft.com/office/drawing/2016/5/11/chartex" xmlns:cx6="http://schemas.microsoft.com/office/drawing/2016/5/12/chartex" xmlns:cx7="http://schemas.microsoft.com/office/drawing/2016/5/13/chartex" xmlns:cx8="http://schemas.microsoft.com/office/drawing/2016/5/14/chartex" xmlns:mc="http://schemas.openxmlformats.org/markup-compatibility/2006" xmlns:aink="http://schemas.microsoft.com/office/drawing/2016/ink" xmlns:am3d="http://schemas.microsoft.com/office/drawing/2017/model3d" xmlns:o="urn:schemas-microsoft-com:office:office" xmlns:oel="http://schemas.microsoft.com/office/2019/extlst" xmlns:r="http://schemas.openxmlformats.org/officeDocument/2006/relationships" xmlns:m="http://schemas.openxmlformats.org/officeDocument/2006/math" xmlns:v="urn:schemas-microsoft-com:vml" xmlns:wp14="http://schemas.microsoft.com/office/word/2010/wordprocessingDrawing" xmlns:wp="http://schemas.openxmlformats.org/drawingml/2006/wordprocessingDrawing" xmlns:w10="urn:schemas-microsoft-com:office:word" xmlns:w="http://schemas.openxmlformats.org/wordprocessingml/2006/main" xmlns:w14="http://schemas.microsoft.com/office/word/2010/wordml" xmlns:w15="http://schemas.microsoft.com/office/word/2012/wordml" xmlns:w16cex="http://schemas.microsoft.com/office/word/2018/wordml/cex" xmlns:w16cid="http://schemas.microsoft.com/office/word/2016/wordml/cid" xmlns:w16="http://schemas.microsoft.com/office/word/2018/wordml" xmlns:w16sdtdh="http://schemas.microsoft.com/office/word/2020/wordml/sdtdatahash" xmlns:w16se="http://schemas.microsoft.com/office/word/2015/wordml/symex" xmlns:wpg="http://schemas.microsoft.com/office/word/2010/wordprocessingGroup" xmlns:wpi="http://schemas.microsoft.com/office/word/2010/wordprocessingInk" xmlns:wne="http://schemas.microsoft.com/office/word/2006/wordml" xmlns:wps="http://schemas.microsoft.com/office/word/2010/wordprocessingShape" mc:Ignorable="w14 w15 w16se w16cid w16 w16cex w16sdtdh wp14">
+<w:document xmlns:wpc="http://schemas.microsoft.com/office/word/2010/wordprocessingCanvas" xmlns:cx="http://schemas.microsoft.com/office/drawing/2014/chartex" xmlns:cx1="http://schemas.microsoft.com/office/drawing/2015/9/8/chartex" xmlns:cx2="http://schemas.microsoft.com/office/drawing/2015/10/21/chartex" xmlns:cx3="http://schemas.microsoft.com/office/drawing/2016/5/9/chartex" xmlns:cx4="http://schemas.microsoft.com/office/drawing/2016/5/10/chartex" xmlns:cx5="http://schemas.microsoft.com/office/drawing/2016/5/11/chartex" xmlns:cx6="http://schemas.microsoft.com/office/drawing/2016/5/12/chartex" xmlns:cx7="http://schemas.microsoft.com/office/drawing/2016/5/13/chartex" xmlns:cx8="http://schemas.microsoft.com/office/drawing/2016/5/14/chartex" xmlns:mc="http://schemas.openxmlformats.org/markup-compatibility/2006" xmlns:aink="http://schemas.microsoft.com/office/drawing/2016/ink" xmlns:am3d="http://schemas.microsoft.com/office/drawing/2017/model3d" xmlns:o="urn:schemas-microsoft-com:office:office" xmlns:r="http://schemas.openxmlformats.org/officeDocument/2006/relationships" xmlns:m="http://schemas.openxmlformats.org/officeDocument/2006/math" xmlns:v="urn:schemas-microsoft-com:vml" xmlns:wp14="http://schemas.microsoft.com/office/word/2010/wordprocessingDrawing" xmlns:wp="http://schemas.openxmlformats.org/drawingml/2006/wordprocessingDrawing" xmlns:w10="urn:schemas-microsoft-com:office:word" xmlns:w="http://schemas.openxmlformats.org/wordprocessingml/2006/main" xmlns:w14="http://schemas.microsoft.com/office/word/2010/wordml" xmlns:w15="http://schemas.microsoft.com/office/word/2012/wordml" xmlns:w16cid="http://schemas.microsoft.com/office/word/2016/wordml/cid" xmlns:w16se="http://schemas.microsoft.com/office/word/2015/wordml/symex" xmlns:wpg="http://schemas.microsoft.com/office/word/2010/wordprocessingGroup" xmlns:wpi="http://schemas.microsoft.com/office/word/2010/wordprocessingInk" xmlns:wne="http://schemas.microsoft.com/office/word/2006/wordml" xmlns:wps="http://schemas.microsoft.com/office/word/2010/wordprocessingShape" mc:Ignorable="w14 w15 w16se w16cid wp14">
   <w:body>
     <w:p>
       <w:pPr>
@@ -80,12 +80,6 @@
         <w:gridCol w:w="6350"/>
       </w:tblGrid>
       <w:tr>
-        <w:tblPrEx>
-          <w:tblCellMar>
-            <w:top w:w="0" w:type="dxa"/>
-            <w:bottom w:w="0" w:type="dxa"/>
-          </w:tblCellMar>
-        </w:tblPrEx>
         <w:tc>
           <w:tcPr>
             <w:tcW w:w="3000" w:type="dxa"/>
@@ -140,26 +134,21 @@
               <w:spacing w:line="360" w:lineRule="auto"/>
               <w:rPr>
                 <w:color w:val="000000" w:themeColor="text1"/>
+                <w:lang w:val="en-US"/>
               </w:rPr>
             </w:pPr>
             <w:r>
               <w:rPr>
                 <w:color w:val="000000" w:themeColor="text1"/>
                 <w:sz w:val="22"/>
-                <w:szCs w:val="22"/>
+                <w:lang w:val="en-US"/>
               </w:rPr>
-              <w:t>……………………………………………</w:t>
+              <w:t>Phùng Tùng Lâm</w:t>
             </w:r>
           </w:p>
         </w:tc>
       </w:tr>
       <w:tr>
-        <w:tblPrEx>
-          <w:tblCellMar>
-            <w:top w:w="0" w:type="dxa"/>
-            <w:bottom w:w="0" w:type="dxa"/>
-          </w:tblCellMar>
-        </w:tblPrEx>
         <w:tc>
           <w:tcPr>
             <w:tcW w:w="3000" w:type="dxa"/>
@@ -214,26 +203,21 @@
               <w:spacing w:line="360" w:lineRule="auto"/>
               <w:rPr>
                 <w:color w:val="000000" w:themeColor="text1"/>
+                <w:lang w:val="en-US"/>
               </w:rPr>
             </w:pPr>
             <w:r>
               <w:rPr>
                 <w:color w:val="000000" w:themeColor="text1"/>
                 <w:sz w:val="22"/>
-                <w:szCs w:val="22"/>
+                <w:lang w:val="en-US"/>
               </w:rPr>
-              <w:t>……………………………………………</w:t>
+              <w:t>24659221</w:t>
             </w:r>
           </w:p>
         </w:tc>
       </w:tr>
       <w:tr>
-        <w:tblPrEx>
-          <w:tblCellMar>
-            <w:top w:w="0" w:type="dxa"/>
-            <w:bottom w:w="0" w:type="dxa"/>
-          </w:tblCellMar>
-        </w:tblPrEx>
         <w:tc>
           <w:tcPr>
             <w:tcW w:w="3000" w:type="dxa"/>
@@ -288,26 +272,21 @@
               <w:spacing w:line="360" w:lineRule="auto"/>
               <w:rPr>
                 <w:color w:val="000000" w:themeColor="text1"/>
+                <w:lang w:val="en-US"/>
               </w:rPr>
             </w:pPr>
             <w:r>
               <w:rPr>
                 <w:color w:val="000000" w:themeColor="text1"/>
                 <w:sz w:val="22"/>
-                <w:szCs w:val="22"/>
+                <w:lang w:val="en-US"/>
               </w:rPr>
-              <w:t>……………………………………………</w:t>
+              <w:t>DHKTPM20A</w:t>
             </w:r>
           </w:p>
         </w:tc>
       </w:tr>
       <w:tr>
-        <w:tblPrEx>
-          <w:tblCellMar>
-            <w:top w:w="0" w:type="dxa"/>
-            <w:bottom w:w="0" w:type="dxa"/>
-          </w:tblCellMar>
-        </w:tblPrEx>
         <w:tc>
           <w:tcPr>
             <w:tcW w:w="3000" w:type="dxa"/>
@@ -368,9 +347,8 @@
               <w:rPr>
                 <w:color w:val="000000" w:themeColor="text1"/>
                 <w:sz w:val="22"/>
-                <w:szCs w:val="22"/>
               </w:rPr>
-              <w:t>……………………………………………</w:t>
+              <w:t>24659221_PhungTungLam_Cystone</w:t>
             </w:r>
           </w:p>
         </w:tc>
@@ -439,50 +417,16 @@
     </w:p>
     <w:p>
       <w:pPr>
-        <w:pBdr>
-          <w:bottom w:val="single" w:sz="6" w:space="0" w:color="999999"/>
-        </w:pBdr>
         <w:spacing w:after="300" w:line="360" w:lineRule="auto"/>
         <w:rPr>
-          <w:b/>
-          <w:bCs/>
-          <w:color w:val="000000" w:themeColor="text1"/>
-          <w:lang w:val="vi-VN"/>
-        </w:rPr>
-      </w:pPr>
-      <w:hyperlink r:id="rId5" w:history="1">
-        <w:r>
-          <w:rPr>
-            <w:rStyle w:val="Hyperlink"/>
-            <w:color w:val="000000" w:themeColor="text1"/>
-            <w:sz w:val="22"/>
-            <w:szCs w:val="22"/>
-          </w:rPr>
-          <w:t>https://github.com/&lt;MSSV_HoTen_Cystone&gt;/&lt;ten-repo&gt;</w:t>
-        </w:r>
-      </w:hyperlink>
+          <w:sz w:val="24"/>
+        </w:rPr>
+      </w:pPr>
       <w:r>
         <w:rPr>
-          <w:rStyle w:val="Hyperlink"/>
-          <w:color w:val="000000" w:themeColor="text1"/>
-          <w:sz w:val="22"/>
-          <w:szCs w:val="22"/>
-          <w:lang w:val="vi-VN"/>
-        </w:rPr>
-        <w:t xml:space="preserve"> </w:t>
-      </w:r>
-      <w:r>
-        <w:rPr>
-          <w:rStyle w:val="Hyperlink"/>
-          <w:b/>
-          <w:bCs/>
-          <w:color w:val="000000" w:themeColor="text1"/>
-          <w:sz w:val="22"/>
-          <w:szCs w:val="22"/>
-          <w:u w:val="none"/>
-          <w:lang w:val="vi-VN"/>
-        </w:rPr>
-        <w:t>(lưu ý chỉnh chế độ public)</w:t>
+          <w:sz w:val="24"/>
+        </w:rPr>
+        <w:t>https://github.com/plamO6/24659221_PhungTungLam_Cystone</w:t>
       </w:r>
     </w:p>
     <w:p>
@@ -498,7 +442,15 @@
           <w:iCs/>
           <w:color w:val="000000" w:themeColor="text1"/>
         </w:rPr>
-        <w:t>→ Thay đường link phía trên bằng link repo GitHub thật của bạn sau khi đã push code.</w:t>
+        <w:t xml:space="preserve">→ Thay đường link phía trên bằng link repo </w:t>
+      </w:r>
+      <w:r>
+        <w:rPr>
+          <w:i/>
+          <w:iCs/>
+          <w:color w:val="000000" w:themeColor="text1"/>
+        </w:rPr>
+        <w:t>GitHub thật của bạn sau khi đã push code.</w:t>
       </w:r>
     </w:p>
     <w:p>
@@ -521,6 +473,8 @@
         <w:spacing w:after="150" w:line="360" w:lineRule="auto"/>
         <w:rPr>
           <w:color w:val="000000" w:themeColor="text1"/>
+          <w:sz w:val="22"/>
+          <w:szCs w:val="22"/>
         </w:rPr>
       </w:pPr>
       <w:r>
@@ -534,25 +488,59 @@
     </w:p>
     <w:p>
       <w:pPr>
-        <w:pBdr>
-          <w:top w:val="single" w:sz="6" w:space="0" w:color="999999"/>
-          <w:left w:val="single" w:sz="6" w:space="0" w:color="999999"/>
-          <w:bottom w:val="single" w:sz="6" w:space="0" w:color="999999"/>
-          <w:right w:val="single" w:sz="6" w:space="0" w:color="999999"/>
-        </w:pBdr>
-        <w:spacing w:before="200" w:after="200" w:line="360" w:lineRule="auto"/>
-        <w:jc w:val="center"/>
+        <w:spacing w:after="150" w:line="360" w:lineRule="auto"/>
         <w:rPr>
           <w:color w:val="000000" w:themeColor="text1"/>
         </w:rPr>
       </w:pPr>
       <w:r>
         <w:rPr>
-          <w:i/>
-          <w:iCs/>
-          <w:color w:val="000000" w:themeColor="text1"/>
-        </w:rPr>
-        <w:t xml:space="preserve">    [ Dán ảnh chụp full màn hình vào đây ]    </w:t>
+          <w:color w:val="000000" w:themeColor="text1"/>
+        </w:rPr>
+        <w:lastRenderedPageBreak/>
+        <w:drawing>
+          <wp:inline distT="0" distB="0" distL="0" distR="0" wp14:anchorId="019716C4" wp14:editId="6A5A8FC4">
+            <wp:extent cx="5943600" cy="3342005"/>
+            <wp:effectExtent l="0" t="0" r="0" b="0"/>
+            <wp:docPr id="1" name="Picture 1"/>
+            <wp:cNvGraphicFramePr>
+              <a:graphicFrameLocks xmlns:a="http://schemas.openxmlformats.org/drawingml/2006/main" noChangeAspect="1"/>
+            </wp:cNvGraphicFramePr>
+            <a:graphic xmlns:a="http://schemas.openxmlformats.org/drawingml/2006/main">
+              <a:graphicData uri="http://schemas.openxmlformats.org/drawingml/2006/picture">
+                <pic:pic xmlns:pic="http://schemas.openxmlformats.org/drawingml/2006/picture">
+                  <pic:nvPicPr>
+                    <pic:cNvPr id="1" name=""/>
+                    <pic:cNvPicPr/>
+                  </pic:nvPicPr>
+                  <pic:blipFill>
+                    <a:blip r:embed="rId5"/>
+                    <a:stretch>
+                      <a:fillRect/>
+                    </a:stretch>
+                  </pic:blipFill>
+                  <pic:spPr>
+                    <a:xfrm>
+                      <a:off x="0" y="0"/>
+                      <a:ext cx="5943600" cy="3342005"/>
+                    </a:xfrm>
+                    <a:prstGeom prst="rect">
+                      <a:avLst/>
+                    </a:prstGeom>
+                  </pic:spPr>
+                </pic:pic>
+              </a:graphicData>
+            </a:graphic>
+          </wp:inline>
+        </w:drawing>
+      </w:r>
+      <w:bookmarkStart w:id="0" w:name="_GoBack"/>
+      <w:bookmarkEnd w:id="0"/>
+      <w:r>
+        <w:rPr>
+          <w:color w:val="000000" w:themeColor="text1"/>
+        </w:rPr>
+        <w:t xml:space="preserve"> </w:t>
       </w:r>
     </w:p>
     <w:sectPr>
@@ -566,7 +554,7 @@
 </file>
 
 <file path=word/numbering.xml><?xml version="1.0" encoding="utf-8"?>
-<w:numbering xmlns:wpc="http://schemas.microsoft.com/office/word/2010/wordprocessingCanvas" xmlns:cx="http://schemas.microsoft.com/office/drawing/2014/chartex" xmlns:cx1="http://schemas.microsoft.com/office/drawing/2015/9/8/chartex" xmlns:cx2="http://schemas.microsoft.com/office/drawing/2015/10/21/chartex" xmlns:cx3="http://schemas.microsoft.com/office/drawing/2016/5/9/chartex" xmlns:cx4="http://schemas.microsoft.com/office/drawing/2016/5/10/chartex" xmlns:cx5="http://schemas.microsoft.com/office/drawing/2016/5/11/chartex" xmlns:cx6="http://schemas.microsoft.com/office/drawing/2016/5/12/chartex" xmlns:cx7="http://schemas.microsoft.com/office/drawing/2016/5/13/chartex" xmlns:cx8="http://schemas.microsoft.com/office/drawing/2016/5/14/chartex" xmlns:mc="http://schemas.openxmlformats.org/markup-compatibility/2006" xmlns:aink="http://schemas.microsoft.com/office/drawing/2016/ink" xmlns:am3d="http://schemas.microsoft.com/office/drawing/2017/model3d" xmlns:o="urn:schemas-microsoft-com:office:office" xmlns:oel="http://schemas.microsoft.com/office/2019/extlst" xmlns:r="http://schemas.openxmlformats.org/officeDocument/2006/relationships" xmlns:m="http://schemas.openxmlformats.org/officeDocument/2006/math" xmlns:v="urn:schemas-microsoft-com:vml" xmlns:wp14="http://schemas.microsoft.com/office/word/2010/wordprocessingDrawing" xmlns:wp="http://schemas.openxmlformats.org/drawingml/2006/wordprocessingDrawing" xmlns:w10="urn:schemas-microsoft-com:office:word" xmlns:w="http://schemas.openxmlformats.org/wordprocessingml/2006/main" xmlns:w14="http://schemas.microsoft.com/office/word/2010/wordml" xmlns:w15="http://schemas.microsoft.com/office/word/2012/wordml" xmlns:w16cex="http://schemas.microsoft.com/office/word/2018/wordml/cex" xmlns:w16cid="http://schemas.microsoft.com/office/word/2016/wordml/cid" xmlns:w16="http://schemas.microsoft.com/office/word/2018/wordml" xmlns:w16sdtdh="http://schemas.microsoft.com/office/word/2020/wordml/sdtdatahash" xmlns:w16se="http://schemas.microsoft.com/office/word/2015/wordml/symex" xmlns:wpg="http://schemas.microsoft.com/office/word/2010/wordprocessingGroup" xmlns:wpi="http://schemas.microsoft.com/office/word/2010/wordprocessingInk" xmlns:wne="http://schemas.microsoft.com/office/word/2006/wordml" xmlns:wps="http://schemas.microsoft.com/office/word/2010/wordprocessingShape" mc:Ignorable="w14 w15 w16se w16cid w16 w16cex w16sdtdh wp14">
+<w:numbering xmlns:wpc="http://schemas.microsoft.com/office/word/2010/wordprocessingCanvas" xmlns:cx="http://schemas.microsoft.com/office/drawing/2014/chartex" xmlns:cx1="http://schemas.microsoft.com/office/drawing/2015/9/8/chartex" xmlns:cx2="http://schemas.microsoft.com/office/drawing/2015/10/21/chartex" xmlns:cx3="http://schemas.microsoft.com/office/drawing/2016/5/9/chartex" xmlns:cx4="http://schemas.microsoft.com/office/drawing/2016/5/10/chartex" xmlns:cx5="http://schemas.microsoft.com/office/drawing/2016/5/11/chartex" xmlns:cx6="http://schemas.microsoft.com/office/drawing/2016/5/12/chartex" xmlns:cx7="http://schemas.microsoft.com/office/drawing/2016/5/13/chartex" xmlns:cx8="http://schemas.microsoft.com/office/drawing/2016/5/14/chartex" xmlns:mc="http://schemas.openxmlformats.org/markup-compatibility/2006" xmlns:aink="http://schemas.microsoft.com/office/drawing/2016/ink" xmlns:am3d="http://schemas.microsoft.com/office/drawing/2017/model3d" xmlns:o="urn:schemas-microsoft-com:office:office" xmlns:r="http://schemas.openxmlformats.org/officeDocument/2006/relationships" xmlns:m="http://schemas.openxmlformats.org/officeDocument/2006/math" xmlns:v="urn:schemas-microsoft-com:vml" xmlns:wp14="http://schemas.microsoft.com/office/word/2010/wordprocessingDrawing" xmlns:wp="http://schemas.openxmlformats.org/drawingml/2006/wordprocessingDrawing" xmlns:w10="urn:schemas-microsoft-com:office:word" xmlns:w="http://schemas.openxmlformats.org/wordprocessingml/2006/main" xmlns:w14="http://schemas.microsoft.com/office/word/2010/wordml" xmlns:w15="http://schemas.microsoft.com/office/word/2012/wordml" xmlns:w16cid="http://schemas.microsoft.com/office/word/2016/wordml/cid" xmlns:w16se="http://schemas.microsoft.com/office/word/2015/wordml/symex" xmlns:wpg="http://schemas.microsoft.com/office/word/2010/wordprocessingGroup" xmlns:wpi="http://schemas.microsoft.com/office/word/2010/wordprocessingInk" xmlns:wne="http://schemas.microsoft.com/office/word/2006/wordml" xmlns:wps="http://schemas.microsoft.com/office/word/2010/wordprocessingShape" mc:Ignorable="w14 w15 w16se w16cid wp14">
   <w:abstractNum w:abstractNumId="0" w15:restartNumberingAfterBreak="0">
     <w:nsid w:val="258525F4"/>
     <w:multiLevelType w:val="hybridMultilevel"/>
@@ -653,7 +641,7 @@
       </w:pPr>
     </w:lvl>
   </w:abstractNum>
-  <w:num w:numId="1" w16cid:durableId="175266802">
+  <w:num w:numId="1">
     <w:abstractNumId w:val="0"/>
     <w:lvlOverride w:ilvl="0">
       <w:startOverride w:val="1"/>
@@ -663,17 +651,17 @@
 </file>
 
 <file path=word/styles.xml><?xml version="1.0" encoding="utf-8"?>
-<w:styles xmlns:mc="http://schemas.openxmlformats.org/markup-compatibility/2006" xmlns:r="http://schemas.openxmlformats.org/officeDocument/2006/relationships" xmlns:w="http://schemas.openxmlformats.org/wordprocessingml/2006/main" xmlns:w14="http://schemas.microsoft.com/office/word/2010/wordml" xmlns:w15="http://schemas.microsoft.com/office/word/2012/wordml" xmlns:w16cex="http://schemas.microsoft.com/office/word/2018/wordml/cex" xmlns:w16cid="http://schemas.microsoft.com/office/word/2016/wordml/cid" xmlns:w16="http://schemas.microsoft.com/office/word/2018/wordml" xmlns:w16sdtdh="http://schemas.microsoft.com/office/word/2020/wordml/sdtdatahash" xmlns:w16se="http://schemas.microsoft.com/office/word/2015/wordml/symex" mc:Ignorable="w14 w15 w16se w16cid w16 w16cex w16sdtdh">
+<w:styles xmlns:mc="http://schemas.openxmlformats.org/markup-compatibility/2006" xmlns:r="http://schemas.openxmlformats.org/officeDocument/2006/relationships" xmlns:w="http://schemas.openxmlformats.org/wordprocessingml/2006/main" xmlns:w14="http://schemas.microsoft.com/office/word/2010/wordml" xmlns:w15="http://schemas.microsoft.com/office/word/2012/wordml" xmlns:w16cid="http://schemas.microsoft.com/office/word/2016/wordml/cid" xmlns:w16se="http://schemas.microsoft.com/office/word/2015/wordml/symex" mc:Ignorable="w14 w15 w16se w16cid">
   <w:docDefaults>
     <w:rPrDefault>
       <w:rPr>
         <w:rFonts w:ascii="Times New Roman" w:eastAsia="Times New Roman" w:hAnsi="Times New Roman" w:cs="Times New Roman"/>
-        <w:lang w:val="en-VN" w:eastAsia="en-US" w:bidi="ar-SA"/>
+        <w:lang w:eastAsia="en-US" w:bidi="ar-SA"/>
       </w:rPr>
     </w:rPrDefault>
     <w:pPrDefault/>
   </w:docDefaults>
-  <w:latentStyles w:defLockedState="0" w:defUIPriority="99" w:defSemiHidden="0" w:defUnhideWhenUsed="0" w:defQFormat="0" w:count="376">
+  <w:latentStyles w:defLockedState="0" w:defUIPriority="99" w:defSemiHidden="0" w:defUnhideWhenUsed="0" w:defQFormat="0" w:count="375">
     <w:lsdException w:name="Normal" w:uiPriority="0" w:qFormat="1"/>
     <w:lsdException w:name="heading 1" w:uiPriority="9" w:qFormat="1"/>
     <w:lsdException w:name="heading 2" w:semiHidden="1" w:uiPriority="9" w:unhideWhenUsed="1" w:qFormat="1"/>
@@ -1049,7 +1037,6 @@
     <w:lsdException w:name="Smart Hyperlink" w:semiHidden="1" w:unhideWhenUsed="1"/>
     <w:lsdException w:name="Hashtag" w:semiHidden="1" w:unhideWhenUsed="1"/>
     <w:lsdException w:name="Unresolved Mention" w:semiHidden="1" w:unhideWhenUsed="1"/>
-    <w:lsdException w:name="Smart Link" w:semiHidden="1" w:unhideWhenUsed="1"/>
   </w:latentStyles>
   <w:style w:type="paragraph" w:default="1" w:styleId="Normal">
     <w:name w:val="Normal"/>
